--- a/21.docx
+++ b/21.docx
@@ -4,80 +4,36 @@
   <w:body>
     <w:p>
       <w:pPr>
-        <w:pStyle w:val="BodyText"/>
-      </w:pPr>
-    </w:p>
-    <w:p>
-      <w:pPr>
-        <w:pStyle w:val="BodyText"/>
-      </w:pPr>
-    </w:p>
-    <w:p>
-      <w:pPr>
-        <w:pStyle w:val="BodyText"/>
-        <w:spacing w:before="69"/>
-      </w:pPr>
-    </w:p>
-    <w:p>
-      <w:pPr>
         <w:spacing w:before="100"/>
-        <w:ind w:left="165"/>
         <w:rPr>
           <w:b/>
           <w:sz w:val="24"/>
         </w:rPr>
       </w:pPr>
-      <w:r>
+    </w:p>
+    <w:p>
+      <w:pPr>
+        <w:ind w:left="46"/>
+        <w:jc w:val="center"/>
         <w:rPr>
           <w:b/>
           <w:sz w:val="24"/>
         </w:rPr>
-        <w:t>Halaman</w:t>
-      </w:r>
-      <w:r>
-        <w:rPr>
-          <w:b/>
-          <w:spacing w:val="-8"/>
-          <w:sz w:val="24"/>
-        </w:rPr>
-        <w:t xml:space="preserve"> </w:t>
-      </w:r>
+      </w:pPr>
       <w:r>
         <w:rPr>
           <w:b/>
           <w:sz w:val="24"/>
         </w:rPr>
-        <w:t>Pernyataan</w:t>
+        <w:t>SURAT</w:t>
       </w:r>
       <w:r>
         <w:rPr>
           <w:b/>
-          <w:spacing w:val="-5"/>
+          <w:spacing w:val="3"/>
           <w:sz w:val="24"/>
         </w:rPr>
         <w:t xml:space="preserve"> </w:t>
-      </w:r>
-      <w:r>
-        <w:rPr>
-          <w:b/>
-          <w:sz w:val="24"/>
-        </w:rPr>
-        <w:t>Persetujuan</w:t>
-      </w:r>
-      <w:r>
-        <w:rPr>
-          <w:b/>
-          <w:spacing w:val="-6"/>
-          <w:sz w:val="24"/>
-        </w:rPr>
-        <w:t xml:space="preserve"> </w:t>
-      </w:r>
-      <w:r>
-        <w:rPr>
-          <w:b/>
-          <w:sz w:val="24"/>
-        </w:rPr>
-        <w:t>Publikasi</w:t>
       </w:r>
       <w:r>
         <w:rPr>
@@ -85,7 +41,7 @@
           <w:spacing w:val="-2"/>
           <w:sz w:val="24"/>
         </w:rPr>
-        <w:t xml:space="preserve"> Internasional</w:t>
+        <w:t>PERNYATAAN</w:t>
       </w:r>
     </w:p>
     <w:p>
@@ -99,36 +55,30 @@
     </w:p>
     <w:p>
       <w:pPr>
-        <w:ind w:left="46"/>
-        <w:jc w:val="center"/>
+        <w:pStyle w:val="BodyText"/>
+        <w:spacing w:before="64"/>
         <w:rPr>
           <w:b/>
-          <w:sz w:val="24"/>
-        </w:rPr>
-      </w:pPr>
-      <w:r>
+        </w:rPr>
+      </w:pPr>
+    </w:p>
+    <w:p>
+      <w:pPr>
+        <w:pStyle w:val="BodyText"/>
+        <w:spacing w:before="64"/>
         <w:rPr>
           <w:b/>
-          <w:sz w:val="24"/>
-        </w:rPr>
-        <w:t>SURAT</w:t>
-      </w:r>
-      <w:r>
+        </w:rPr>
+      </w:pPr>
+    </w:p>
+    <w:p>
+      <w:pPr>
+        <w:pStyle w:val="BodyText"/>
+        <w:spacing w:before="64"/>
         <w:rPr>
           <w:b/>
-          <w:spacing w:val="3"/>
-          <w:sz w:val="24"/>
-        </w:rPr>
-        <w:t xml:space="preserve"> </w:t>
-      </w:r>
-      <w:r>
-        <w:rPr>
-          <w:b/>
-          <w:spacing w:val="-2"/>
-          <w:sz w:val="24"/>
-        </w:rPr>
-        <w:t>PERNYATAAN</w:t>
-      </w:r>
+        </w:rPr>
+      </w:pPr>
     </w:p>
     <w:p>
       <w:pPr>
@@ -146,7 +96,7 @@
         <w:ind w:left="165"/>
       </w:pPr>
       <w:r>
-        <w:t>Kami</w:t>
+        <w:t>Saya</w:t>
       </w:r>
       <w:r>
         <w:t xml:space="preserve"> </w:t>
@@ -224,7 +174,7 @@
           <w:sz w:val="24"/>
           <w:u w:val="single"/>
         </w:rPr>
-        <w:t>2602164282</w:t>
+        <w:t>2602075812</w:t>
       </w:r>
     </w:p>
     <w:p>
@@ -253,7 +203,7 @@
         <w:rPr>
           <w:u w:val="single"/>
         </w:rPr>
-        <w:t>Abdiel Ivan Rivandi</w:t>
+        <w:t>Petra Michael</w:t>
       </w:r>
     </w:p>
     <w:p>
@@ -278,55 +228,13 @@
         <w:t xml:space="preserve">School of Computer Science </w:t>
       </w:r>
       <w:r>
-        <w:t>–</w:t>
-      </w:r>
-      <w:r>
-        <w:t xml:space="preserve"> </w:t>
+        <w:t xml:space="preserve">– </w:t>
       </w:r>
       <w:r>
         <w:rPr>
           <w:u w:val="single"/>
         </w:rPr>
         <w:t>Computer Science</w:t>
-      </w:r>
-    </w:p>
-    <w:p>
-      <w:pPr>
-        <w:pStyle w:val="ListParagraph"/>
-        <w:numPr>
-          <w:ilvl w:val="0"/>
-          <w:numId w:val="1"/>
-        </w:numPr>
-        <w:tabs>
-          <w:tab w:val="left" w:pos="693"/>
-          <w:tab w:val="left" w:pos="3768"/>
-          <w:tab w:val="left" w:pos="5991"/>
-        </w:tabs>
-        <w:ind w:left="693" w:hanging="248"/>
-        <w:rPr>
-          <w:sz w:val="24"/>
-        </w:rPr>
-      </w:pPr>
-      <w:r>
-        <w:rPr>
-          <w:spacing w:val="-5"/>
-          <w:sz w:val="24"/>
-        </w:rPr>
-        <w:t>Nim</w:t>
-      </w:r>
-      <w:r>
-        <w:rPr>
-          <w:sz w:val="24"/>
-        </w:rPr>
-        <w:tab/>
-        <w:t xml:space="preserve">: </w:t>
-      </w:r>
-      <w:r>
-        <w:rPr>
-          <w:sz w:val="24"/>
-          <w:u w:val="single"/>
-        </w:rPr>
-        <w:t>2602075812</w:t>
       </w:r>
     </w:p>
     <w:p>
@@ -341,22 +249,6 @@
         <w:spacing w:before="6" w:line="237" w:lineRule="auto"/>
         <w:ind w:left="694" w:right="1297"/>
       </w:pPr>
-      <w:r>
-        <w:rPr>
-          <w:spacing w:val="-4"/>
-        </w:rPr>
-        <w:t>Nama</w:t>
-      </w:r>
-      <w:r>
-        <w:tab/>
-        <w:t xml:space="preserve">: </w:t>
-      </w:r>
-      <w:r>
-        <w:rPr>
-          <w:u w:val="single"/>
-        </w:rPr>
-        <w:t>Petra Michael</w:t>
-      </w:r>
     </w:p>
     <w:p>
       <w:pPr>
@@ -370,24 +262,6 @@
         <w:spacing w:before="6" w:line="237" w:lineRule="auto"/>
         <w:ind w:left="694" w:right="1297"/>
       </w:pPr>
-      <w:r>
-        <w:t xml:space="preserve">Fakultas/School – Program Studi: </w:t>
-      </w:r>
-      <w:r>
-        <w:rPr>
-          <w:u w:val="single"/>
-        </w:rPr>
-        <w:t xml:space="preserve">School of Computer Science </w:t>
-      </w:r>
-      <w:r>
-        <w:t xml:space="preserve">– </w:t>
-      </w:r>
-      <w:r>
-        <w:rPr>
-          <w:u w:val="single"/>
-        </w:rPr>
-        <w:t>Computer Science</w:t>
-      </w:r>
     </w:p>
     <w:p>
       <w:pPr>
@@ -405,6 +279,19 @@
     <w:p>
       <w:pPr>
         <w:pStyle w:val="BodyText"/>
+        <w:tabs>
+          <w:tab w:val="left" w:pos="3768"/>
+          <w:tab w:val="left" w:pos="6567"/>
+          <w:tab w:val="left" w:pos="8032"/>
+          <w:tab w:val="left" w:pos="8337"/>
+        </w:tabs>
+        <w:spacing w:before="6" w:line="237" w:lineRule="auto"/>
+        <w:ind w:left="694" w:right="1297"/>
+      </w:pPr>
+    </w:p>
+    <w:p>
+      <w:pPr>
+        <w:pStyle w:val="BodyText"/>
         <w:ind w:left="165"/>
       </w:pPr>
       <w:r>
@@ -473,36 +360,48 @@
           <w:sz w:val="20"/>
           <w:u w:val="single"/>
         </w:rPr>
-        <w:t>DETEKSI SINYAL ECG NORMAL DAN ABNORMAL MENGGUNAKAN</w:t>
-      </w:r>
-      <w:r>
+        <w:t>DETEKSI SINYAL ECG NORMAL DAN ABNORMAL MENGGUNAKAN JARINGAN SARAF KONVOLUSIONAL 1D PADA DATASET MIT-BIH YANG TELAH DIMODIFIKASI</w:t>
+      </w:r>
+    </w:p>
+    <w:p>
+      <w:pPr>
+        <w:pStyle w:val="BodyText"/>
+        <w:ind w:left="165"/>
         <w:rPr>
           <w:sz w:val="20"/>
           <w:u w:val="single"/>
         </w:rPr>
-        <w:t xml:space="preserve"> </w:t>
-      </w:r>
-      <w:r>
+      </w:pPr>
+    </w:p>
+    <w:p>
+      <w:pPr>
+        <w:pStyle w:val="BodyText"/>
+        <w:ind w:left="165"/>
         <w:rPr>
           <w:sz w:val="20"/>
           <w:u w:val="single"/>
         </w:rPr>
-        <w:t>JARINGAN SARAF KONVOLUSIONAL 1D PADA DATASET MIT-BIH</w:t>
-      </w:r>
-      <w:r>
+      </w:pPr>
+    </w:p>
+    <w:p>
+      <w:pPr>
+        <w:pStyle w:val="BodyText"/>
+        <w:ind w:left="165"/>
         <w:rPr>
           <w:sz w:val="20"/>
           <w:u w:val="single"/>
         </w:rPr>
-        <w:t xml:space="preserve"> </w:t>
-      </w:r>
-      <w:r>
+      </w:pPr>
+    </w:p>
+    <w:p>
+      <w:pPr>
+        <w:pStyle w:val="BodyText"/>
+        <w:ind w:left="165"/>
         <w:rPr>
           <w:sz w:val="20"/>
           <w:u w:val="single"/>
         </w:rPr>
-        <w:t>YANG TELAH DIMODIFIKASI</w:t>
-      </w:r>
+      </w:pPr>
     </w:p>
     <w:p>
       <w:pPr>
@@ -694,10 +593,7 @@
         <w:ind w:left="165"/>
       </w:pPr>
       <w:r>
-        <w:t>Abdiel Ivan Rivandi</w:t>
-      </w:r>
-      <w:r>
-        <w:t>:</w:t>
+        <w:t>Abdiel Ivan Rivandi:</w:t>
       </w:r>
       <w:r>
         <w:rPr>
@@ -737,10 +633,7 @@
         <w:ind w:left="165"/>
       </w:pPr>
       <w:r>
-        <w:t>Petra Michael</w:t>
-      </w:r>
-      <w:r>
-        <w:t>:</w:t>
+        <w:t>Petra Michael:</w:t>
       </w:r>
       <w:r>
         <w:rPr>
@@ -973,6 +866,38 @@
     <w:p>
       <w:pPr>
         <w:pStyle w:val="BodyText"/>
+        <w:rPr>
+          <w:sz w:val="20"/>
+        </w:rPr>
+      </w:pPr>
+    </w:p>
+    <w:p>
+      <w:pPr>
+        <w:pStyle w:val="BodyText"/>
+        <w:rPr>
+          <w:sz w:val="20"/>
+        </w:rPr>
+      </w:pPr>
+    </w:p>
+    <w:p>
+      <w:pPr>
+        <w:pStyle w:val="BodyText"/>
+        <w:rPr>
+          <w:sz w:val="20"/>
+        </w:rPr>
+      </w:pPr>
+    </w:p>
+    <w:p>
+      <w:pPr>
+        <w:pStyle w:val="BodyText"/>
+        <w:rPr>
+          <w:sz w:val="20"/>
+        </w:rPr>
+      </w:pPr>
+    </w:p>
+    <w:p>
+      <w:pPr>
+        <w:pStyle w:val="BodyText"/>
         <w:spacing w:before="47" w:after="1"/>
         <w:rPr>
           <w:sz w:val="20"/>
@@ -981,7 +906,7 @@
     </w:p>
     <w:tbl>
       <w:tblPr>
-        <w:tblW w:w="0" w:type="auto"/>
+        <w:tblW w:w="10574" w:type="dxa"/>
         <w:tblInd w:w="123" w:type="dxa"/>
         <w:tblLayout w:type="fixed"/>
         <w:tblCellMar>
@@ -992,6 +917,7 @@
       </w:tblPr>
       <w:tblGrid>
         <w:gridCol w:w="4152"/>
+        <w:gridCol w:w="3211"/>
         <w:gridCol w:w="3211"/>
       </w:tblGrid>
       <w:tr>
@@ -1074,15 +1000,7 @@
           <w:p>
             <w:pPr>
               <w:pStyle w:val="TableParagraph"/>
-              <w:rPr>
-                <w:sz w:val="24"/>
-              </w:rPr>
-            </w:pPr>
-          </w:p>
-          <w:p>
-            <w:pPr>
-              <w:pStyle w:val="TableParagraph"/>
-              <w:spacing w:before="45"/>
+              <w:spacing w:before="55"/>
               <w:rPr>
                 <w:sz w:val="24"/>
               </w:rPr>
@@ -1096,6 +1014,15 @@
                 <w:sz w:val="24"/>
               </w:rPr>
             </w:pPr>
+          </w:p>
+          <w:p>
+            <w:pPr>
+              <w:pStyle w:val="TableParagraph"/>
+              <w:ind w:left="221"/>
+              <w:rPr>
+                <w:sz w:val="24"/>
+              </w:rPr>
+            </w:pPr>
             <w:r>
               <w:rPr>
                 <w:sz w:val="24"/>
@@ -1114,8 +1041,29 @@
                 <w:spacing w:val="-2"/>
                 <w:sz w:val="24"/>
               </w:rPr>
-              <w:t>Kedua,</w:t>
+              <w:t>Kedua</w:t>
             </w:r>
+            <w:r>
+              <w:rPr>
+                <w:spacing w:val="-2"/>
+                <w:sz w:val="24"/>
+              </w:rPr>
+              <w:t>,</w:t>
+            </w:r>
+          </w:p>
+        </w:tc>
+        <w:tc>
+          <w:tcPr>
+            <w:tcW w:w="3211" w:type="dxa"/>
+          </w:tcPr>
+          <w:p>
+            <w:pPr>
+              <w:pStyle w:val="TableParagraph"/>
+              <w:ind w:left="221"/>
+              <w:rPr>
+                <w:sz w:val="24"/>
+              </w:rPr>
+            </w:pPr>
           </w:p>
         </w:tc>
       </w:tr>
@@ -1196,7 +1144,7 @@
                 <w:sz w:val="24"/>
                 <w:u w:val="single"/>
               </w:rPr>
-              <w:t>Abdiel Ivan Rivandi</w:t>
+              <w:t>Petra Michael</w:t>
             </w:r>
           </w:p>
         </w:tc>
@@ -1207,8 +1155,11 @@
           <w:p>
             <w:pPr>
               <w:pStyle w:val="TableParagraph"/>
+              <w:tabs>
+                <w:tab w:val="left" w:pos="2931"/>
+              </w:tabs>
               <w:spacing w:before="165"/>
-              <w:ind w:left="221"/>
+              <w:ind w:left="50"/>
               <w:rPr>
                 <w:sz w:val="24"/>
               </w:rPr>
@@ -1221,7 +1172,7 @@
             </w:r>
             <w:r>
               <w:rPr>
-                <w:spacing w:val="3"/>
+                <w:spacing w:val="4"/>
                 <w:sz w:val="24"/>
               </w:rPr>
               <w:t xml:space="preserve"> </w:t>
@@ -1238,6 +1189,12 @@
                 <w:sz w:val="24"/>
               </w:rPr>
               <w:t>&gt;&gt;</w:t>
+            </w:r>
+            <w:r>
+              <w:rPr>
+                <w:sz w:val="24"/>
+              </w:rPr>
+              <w:tab/>
             </w:r>
           </w:p>
           <w:p>
@@ -1264,8 +1221,23 @@
                 <w:sz w:val="24"/>
                 <w:u w:val="single"/>
               </w:rPr>
-              <w:t>Petra Michael</w:t>
+              <w:t>Dr. Dani Suandi, S.Si., M.Si.</w:t>
             </w:r>
+          </w:p>
+        </w:tc>
+        <w:tc>
+          <w:tcPr>
+            <w:tcW w:w="3211" w:type="dxa"/>
+          </w:tcPr>
+          <w:p>
+            <w:pPr>
+              <w:pStyle w:val="TableParagraph"/>
+              <w:spacing w:line="256" w:lineRule="exact"/>
+              <w:ind w:left="221"/>
+              <w:rPr>
+                <w:sz w:val="24"/>
+              </w:rPr>
+            </w:pPr>
           </w:p>
         </w:tc>
       </w:tr>
@@ -1312,565 +1284,6 @@
         <w:sz w:val="20"/>
       </w:rPr>
     </w:pPr>
-    <w:r>
-      <w:rPr>
-        <w:noProof/>
-        <w:sz w:val="20"/>
-      </w:rPr>
-      <mc:AlternateContent>
-        <mc:Choice Requires="wps">
-          <w:drawing>
-            <wp:anchor distT="0" distB="0" distL="0" distR="0" simplePos="0" relativeHeight="487524864" behindDoc="1" locked="0" layoutInCell="1" allowOverlap="1" wp14:anchorId="1AF52010" wp14:editId="48DBB877">
-              <wp:simplePos x="0" y="0"/>
-              <wp:positionH relativeFrom="page">
-                <wp:posOffset>843915</wp:posOffset>
-              </wp:positionH>
-              <wp:positionV relativeFrom="page">
-                <wp:posOffset>9920922</wp:posOffset>
-              </wp:positionV>
-              <wp:extent cx="6019165" cy="25400"/>
-              <wp:effectExtent l="0" t="0" r="0" b="0"/>
-              <wp:wrapNone/>
-              <wp:docPr id="1" name="Graphic 1"/>
-              <wp:cNvGraphicFramePr>
-                <a:graphicFrameLocks xmlns:a="http://schemas.openxmlformats.org/drawingml/2006/main"/>
-              </wp:cNvGraphicFramePr>
-              <a:graphic xmlns:a="http://schemas.openxmlformats.org/drawingml/2006/main">
-                <a:graphicData uri="http://schemas.microsoft.com/office/word/2010/wordprocessingShape">
-                  <wps:wsp>
-                    <wps:cNvSpPr>
-                      <a:spLocks/>
-                    </wps:cNvSpPr>
-                    <wps:spPr>
-                      <a:xfrm>
-                        <a:off x="0" y="0"/>
-                        <a:ext cx="6019165" cy="25400"/>
-                      </a:xfrm>
-                      <a:custGeom>
-                        <a:avLst/>
-                        <a:gdLst/>
-                        <a:ahLst/>
-                        <a:cxnLst/>
-                        <a:rect l="l" t="t" r="r" b="b"/>
-                        <a:pathLst>
-                          <a:path w="6019165" h="25400">
-                            <a:moveTo>
-                              <a:pt x="706437" y="0"/>
-                            </a:moveTo>
-                            <a:lnTo>
-                              <a:pt x="0" y="0"/>
-                            </a:lnTo>
-                            <a:lnTo>
-                              <a:pt x="0" y="25400"/>
-                            </a:lnTo>
-                            <a:lnTo>
-                              <a:pt x="706437" y="25400"/>
-                            </a:lnTo>
-                            <a:lnTo>
-                              <a:pt x="706437" y="0"/>
-                            </a:lnTo>
-                            <a:close/>
-                          </a:path>
-                          <a:path w="6019165" h="25400">
-                            <a:moveTo>
-                              <a:pt x="1458963" y="0"/>
-                            </a:moveTo>
-                            <a:lnTo>
-                              <a:pt x="731901" y="0"/>
-                            </a:lnTo>
-                            <a:lnTo>
-                              <a:pt x="706501" y="0"/>
-                            </a:lnTo>
-                            <a:lnTo>
-                              <a:pt x="706501" y="25400"/>
-                            </a:lnTo>
-                            <a:lnTo>
-                              <a:pt x="731901" y="25400"/>
-                            </a:lnTo>
-                            <a:lnTo>
-                              <a:pt x="1458963" y="25400"/>
-                            </a:lnTo>
-                            <a:lnTo>
-                              <a:pt x="1458963" y="0"/>
-                            </a:lnTo>
-                            <a:close/>
-                          </a:path>
-                          <a:path w="6019165" h="25400">
-                            <a:moveTo>
-                              <a:pt x="6018657" y="0"/>
-                            </a:moveTo>
-                            <a:lnTo>
-                              <a:pt x="1484376" y="0"/>
-                            </a:lnTo>
-                            <a:lnTo>
-                              <a:pt x="1458976" y="0"/>
-                            </a:lnTo>
-                            <a:lnTo>
-                              <a:pt x="1458976" y="25400"/>
-                            </a:lnTo>
-                            <a:lnTo>
-                              <a:pt x="1484376" y="25400"/>
-                            </a:lnTo>
-                            <a:lnTo>
-                              <a:pt x="6018657" y="25400"/>
-                            </a:lnTo>
-                            <a:lnTo>
-                              <a:pt x="6018657" y="0"/>
-                            </a:lnTo>
-                            <a:close/>
-                          </a:path>
-                        </a:pathLst>
-                      </a:custGeom>
-                      <a:solidFill>
-                        <a:srgbClr val="000000"/>
-                      </a:solidFill>
-                    </wps:spPr>
-                    <wps:bodyPr wrap="square" lIns="0" tIns="0" rIns="0" bIns="0" rtlCol="0">
-                      <a:prstTxWarp prst="textNoShape">
-                        <a:avLst/>
-                      </a:prstTxWarp>
-                      <a:noAutofit/>
-                    </wps:bodyPr>
-                  </wps:wsp>
-                </a:graphicData>
-              </a:graphic>
-            </wp:anchor>
-          </w:drawing>
-        </mc:Choice>
-        <mc:Fallback>
-          <w:pict>
-            <v:shape w14:anchorId="1C3182CC" id="Graphic 1" o:spid="_x0000_s1026" style="position:absolute;margin-left:66.45pt;margin-top:781.15pt;width:473.95pt;height:2pt;z-index:-15791616;visibility:visible;mso-wrap-style:square;mso-wrap-distance-left:0;mso-wrap-distance-top:0;mso-wrap-distance-right:0;mso-wrap-distance-bottom:0;mso-position-horizontal:absolute;mso-position-horizontal-relative:page;mso-position-vertical:absolute;mso-position-vertical-relative:page;v-text-anchor:top" coordsize="6019165,25400" o:gfxdata="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" path="m706437,l,,,25400r706437,l706437,xem1458963,l731901,,706501,r,25400l731901,25400r727062,l1458963,xem6018657,l1484376,r-25400,l1458976,25400r25400,l6018657,25400r,-25400xe" fillcolor="black" stroked="f">
-              <v:path arrowok="t"/>
-              <w10:wrap anchorx="page" anchory="page"/>
-            </v:shape>
-          </w:pict>
-        </mc:Fallback>
-      </mc:AlternateContent>
-    </w:r>
-    <w:r>
-      <w:rPr>
-        <w:noProof/>
-        <w:sz w:val="20"/>
-      </w:rPr>
-      <mc:AlternateContent>
-        <mc:Choice Requires="wps">
-          <w:drawing>
-            <wp:anchor distT="0" distB="0" distL="0" distR="0" simplePos="0" relativeHeight="487525376" behindDoc="1" locked="0" layoutInCell="1" allowOverlap="1" wp14:anchorId="30407EFB" wp14:editId="35541D2E">
-              <wp:simplePos x="0" y="0"/>
-              <wp:positionH relativeFrom="page">
-                <wp:posOffset>902335</wp:posOffset>
-              </wp:positionH>
-              <wp:positionV relativeFrom="page">
-                <wp:posOffset>9928493</wp:posOffset>
-              </wp:positionV>
-              <wp:extent cx="370205" cy="148590"/>
-              <wp:effectExtent l="0" t="0" r="0" b="0"/>
-              <wp:wrapNone/>
-              <wp:docPr id="2" name="Textbox 2"/>
-              <wp:cNvGraphicFramePr>
-                <a:graphicFrameLocks xmlns:a="http://schemas.openxmlformats.org/drawingml/2006/main"/>
-              </wp:cNvGraphicFramePr>
-              <a:graphic xmlns:a="http://schemas.openxmlformats.org/drawingml/2006/main">
-                <a:graphicData uri="http://schemas.microsoft.com/office/word/2010/wordprocessingShape">
-                  <wps:wsp>
-                    <wps:cNvSpPr txBox="1">
-                      <a:spLocks/>
-                    </wps:cNvSpPr>
-                    <wps:spPr>
-                      <a:xfrm>
-                        <a:off x="0" y="0"/>
-                        <a:ext cx="370205" cy="148590"/>
-                      </a:xfrm>
-                      <a:prstGeom prst="rect">
-                        <a:avLst/>
-                      </a:prstGeom>
-                    </wps:spPr>
-                    <wps:txbx>
-                      <w:txbxContent>
-                        <w:p>
-                          <w:pPr>
-                            <w:spacing w:before="20"/>
-                            <w:ind w:left="20"/>
-                            <w:rPr>
-                              <w:rFonts w:ascii="Tahoma"/>
-                              <w:sz w:val="16"/>
-                            </w:rPr>
-                          </w:pPr>
-                          <w:r>
-                            <w:rPr>
-                              <w:rFonts w:ascii="Tahoma"/>
-                              <w:sz w:val="16"/>
-                            </w:rPr>
-                            <w:t>Versi:</w:t>
-                          </w:r>
-                          <w:r>
-                            <w:rPr>
-                              <w:rFonts w:ascii="Tahoma"/>
-                              <w:spacing w:val="1"/>
-                              <w:sz w:val="16"/>
-                            </w:rPr>
-                            <w:t xml:space="preserve"> </w:t>
-                          </w:r>
-                          <w:r>
-                            <w:rPr>
-                              <w:rFonts w:ascii="Tahoma"/>
-                              <w:spacing w:val="-10"/>
-                              <w:sz w:val="16"/>
-                            </w:rPr>
-                            <w:t>1</w:t>
-                          </w:r>
-                        </w:p>
-                      </w:txbxContent>
-                    </wps:txbx>
-                    <wps:bodyPr wrap="square" lIns="0" tIns="0" rIns="0" bIns="0" rtlCol="0">
-                      <a:noAutofit/>
-                    </wps:bodyPr>
-                  </wps:wsp>
-                </a:graphicData>
-              </a:graphic>
-            </wp:anchor>
-          </w:drawing>
-        </mc:Choice>
-        <mc:Fallback>
-          <w:pict>
-            <v:shapetype w14:anchorId="30407EFB" id="_x0000_t202" coordsize="21600,21600" o:spt="202" path="m,l,21600r21600,l21600,xe">
-              <v:stroke joinstyle="miter"/>
-              <v:path gradientshapeok="t" o:connecttype="rect"/>
-            </v:shapetype>
-            <v:shape id="Textbox 2" o:spid="_x0000_s1026" type="#_x0000_t202" style="position:absolute;margin-left:71.05pt;margin-top:781.75pt;width:29.15pt;height:11.7pt;z-index:-15791104;visibility:visible;mso-wrap-style:square;mso-wrap-distance-left:0;mso-wrap-distance-top:0;mso-wrap-distance-right:0;mso-wrap-distance-bottom:0;mso-position-horizontal:absolute;mso-position-horizontal-relative:page;mso-position-vertical:absolute;mso-position-vertical-relative:page;v-text-anchor:top" o:gfxdata="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" filled="f" stroked="f">
-              <v:textbox inset="0,0,0,0">
-                <w:txbxContent>
-                  <w:p>
-                    <w:pPr>
-                      <w:spacing w:before="20"/>
-                      <w:ind w:left="20"/>
-                      <w:rPr>
-                        <w:rFonts w:ascii="Tahoma"/>
-                        <w:sz w:val="16"/>
-                      </w:rPr>
-                    </w:pPr>
-                    <w:r>
-                      <w:rPr>
-                        <w:rFonts w:ascii="Tahoma"/>
-                        <w:sz w:val="16"/>
-                      </w:rPr>
-                      <w:t>Versi:</w:t>
-                    </w:r>
-                    <w:r>
-                      <w:rPr>
-                        <w:rFonts w:ascii="Tahoma"/>
-                        <w:spacing w:val="1"/>
-                        <w:sz w:val="16"/>
-                      </w:rPr>
-                      <w:t xml:space="preserve"> </w:t>
-                    </w:r>
-                    <w:r>
-                      <w:rPr>
-                        <w:rFonts w:ascii="Tahoma"/>
-                        <w:spacing w:val="-10"/>
-                        <w:sz w:val="16"/>
-                      </w:rPr>
-                      <w:t>1</w:t>
-                    </w:r>
-                  </w:p>
-                </w:txbxContent>
-              </v:textbox>
-              <w10:wrap anchorx="page" anchory="page"/>
-            </v:shape>
-          </w:pict>
-        </mc:Fallback>
-      </mc:AlternateContent>
-    </w:r>
-    <w:r>
-      <w:rPr>
-        <w:noProof/>
-        <w:sz w:val="20"/>
-      </w:rPr>
-      <mc:AlternateContent>
-        <mc:Choice Requires="wps">
-          <w:drawing>
-            <wp:anchor distT="0" distB="0" distL="0" distR="0" simplePos="0" relativeHeight="487525888" behindDoc="1" locked="0" layoutInCell="1" allowOverlap="1" wp14:anchorId="76F037D0" wp14:editId="789A190D">
-              <wp:simplePos x="0" y="0"/>
-              <wp:positionH relativeFrom="page">
-                <wp:posOffset>1603628</wp:posOffset>
-              </wp:positionH>
-              <wp:positionV relativeFrom="page">
-                <wp:posOffset>9928493</wp:posOffset>
-              </wp:positionV>
-              <wp:extent cx="325120" cy="148590"/>
-              <wp:effectExtent l="0" t="0" r="0" b="0"/>
-              <wp:wrapNone/>
-              <wp:docPr id="3" name="Textbox 3"/>
-              <wp:cNvGraphicFramePr>
-                <a:graphicFrameLocks xmlns:a="http://schemas.openxmlformats.org/drawingml/2006/main"/>
-              </wp:cNvGraphicFramePr>
-              <a:graphic xmlns:a="http://schemas.openxmlformats.org/drawingml/2006/main">
-                <a:graphicData uri="http://schemas.microsoft.com/office/word/2010/wordprocessingShape">
-                  <wps:wsp>
-                    <wps:cNvSpPr txBox="1">
-                      <a:spLocks/>
-                    </wps:cNvSpPr>
-                    <wps:spPr>
-                      <a:xfrm>
-                        <a:off x="0" y="0"/>
-                        <a:ext cx="325120" cy="148590"/>
-                      </a:xfrm>
-                      <a:prstGeom prst="rect">
-                        <a:avLst/>
-                      </a:prstGeom>
-                    </wps:spPr>
-                    <wps:txbx>
-                      <w:txbxContent>
-                        <w:p>
-                          <w:pPr>
-                            <w:spacing w:before="20"/>
-                            <w:ind w:left="20"/>
-                            <w:rPr>
-                              <w:rFonts w:ascii="Tahoma"/>
-                              <w:sz w:val="16"/>
-                            </w:rPr>
-                          </w:pPr>
-                          <w:r>
-                            <w:rPr>
-                              <w:rFonts w:ascii="Tahoma"/>
-                              <w:spacing w:val="-2"/>
-                              <w:sz w:val="16"/>
-                            </w:rPr>
-                            <w:t>Revisi:</w:t>
-                          </w:r>
-                        </w:p>
-                      </w:txbxContent>
-                    </wps:txbx>
-                    <wps:bodyPr wrap="square" lIns="0" tIns="0" rIns="0" bIns="0" rtlCol="0">
-                      <a:noAutofit/>
-                    </wps:bodyPr>
-                  </wps:wsp>
-                </a:graphicData>
-              </a:graphic>
-            </wp:anchor>
-          </w:drawing>
-        </mc:Choice>
-        <mc:Fallback>
-          <w:pict>
-            <v:shape w14:anchorId="76F037D0" id="Textbox 3" o:spid="_x0000_s1027" type="#_x0000_t202" style="position:absolute;margin-left:126.25pt;margin-top:781.75pt;width:25.6pt;height:11.7pt;z-index:-15790592;visibility:visible;mso-wrap-style:square;mso-wrap-distance-left:0;mso-wrap-distance-top:0;mso-wrap-distance-right:0;mso-wrap-distance-bottom:0;mso-position-horizontal:absolute;mso-position-horizontal-relative:page;mso-position-vertical:absolute;mso-position-vertical-relative:page;v-text-anchor:top" o:gfxdata="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" filled="f" stroked="f">
-              <v:textbox inset="0,0,0,0">
-                <w:txbxContent>
-                  <w:p>
-                    <w:pPr>
-                      <w:spacing w:before="20"/>
-                      <w:ind w:left="20"/>
-                      <w:rPr>
-                        <w:rFonts w:ascii="Tahoma"/>
-                        <w:sz w:val="16"/>
-                      </w:rPr>
-                    </w:pPr>
-                    <w:r>
-                      <w:rPr>
-                        <w:rFonts w:ascii="Tahoma"/>
-                        <w:spacing w:val="-2"/>
-                        <w:sz w:val="16"/>
-                      </w:rPr>
-                      <w:t>Revisi:</w:t>
-                    </w:r>
-                  </w:p>
-                </w:txbxContent>
-              </v:textbox>
-              <w10:wrap anchorx="page" anchory="page"/>
-            </v:shape>
-          </w:pict>
-        </mc:Fallback>
-      </mc:AlternateContent>
-    </w:r>
-    <w:r>
-      <w:rPr>
-        <w:noProof/>
-        <w:sz w:val="20"/>
-      </w:rPr>
-      <mc:AlternateContent>
-        <mc:Choice Requires="wps">
-          <w:drawing>
-            <wp:anchor distT="0" distB="0" distL="0" distR="0" simplePos="0" relativeHeight="487526400" behindDoc="1" locked="0" layoutInCell="1" allowOverlap="1" wp14:anchorId="4ABFF68B" wp14:editId="4161FED9">
-              <wp:simplePos x="0" y="0"/>
-              <wp:positionH relativeFrom="page">
-                <wp:posOffset>5863590</wp:posOffset>
-              </wp:positionH>
-              <wp:positionV relativeFrom="page">
-                <wp:posOffset>9928493</wp:posOffset>
-              </wp:positionV>
-              <wp:extent cx="945515" cy="148590"/>
-              <wp:effectExtent l="0" t="0" r="0" b="0"/>
-              <wp:wrapNone/>
-              <wp:docPr id="4" name="Textbox 4"/>
-              <wp:cNvGraphicFramePr>
-                <a:graphicFrameLocks xmlns:a="http://schemas.openxmlformats.org/drawingml/2006/main"/>
-              </wp:cNvGraphicFramePr>
-              <a:graphic xmlns:a="http://schemas.openxmlformats.org/drawingml/2006/main">
-                <a:graphicData uri="http://schemas.microsoft.com/office/word/2010/wordprocessingShape">
-                  <wps:wsp>
-                    <wps:cNvSpPr txBox="1">
-                      <a:spLocks/>
-                    </wps:cNvSpPr>
-                    <wps:spPr>
-                      <a:xfrm>
-                        <a:off x="0" y="0"/>
-                        <a:ext cx="945515" cy="148590"/>
-                      </a:xfrm>
-                      <a:prstGeom prst="rect">
-                        <a:avLst/>
-                      </a:prstGeom>
-                    </wps:spPr>
-                    <wps:txbx>
-                      <w:txbxContent>
-                        <w:p>
-                          <w:pPr>
-                            <w:spacing w:before="20"/>
-                            <w:ind w:left="20"/>
-                            <w:rPr>
-                              <w:rFonts w:ascii="Tahoma"/>
-                              <w:sz w:val="16"/>
-                            </w:rPr>
-                          </w:pPr>
-                          <w:r>
-                            <w:rPr>
-                              <w:rFonts w:ascii="Tahoma"/>
-                              <w:sz w:val="16"/>
-                            </w:rPr>
-                            <w:t>Halaman:</w:t>
-                          </w:r>
-                          <w:r>
-                            <w:rPr>
-                              <w:rFonts w:ascii="Tahoma"/>
-                              <w:spacing w:val="-3"/>
-                              <w:sz w:val="16"/>
-                            </w:rPr>
-                            <w:t xml:space="preserve"> </w:t>
-                          </w:r>
-                          <w:r>
-                            <w:rPr>
-                              <w:rFonts w:ascii="Tahoma"/>
-                              <w:sz w:val="16"/>
-                            </w:rPr>
-                            <w:t>21</w:t>
-                          </w:r>
-                          <w:r>
-                            <w:rPr>
-                              <w:rFonts w:ascii="Tahoma"/>
-                              <w:spacing w:val="-1"/>
-                              <w:sz w:val="16"/>
-                            </w:rPr>
-                            <w:t xml:space="preserve"> </w:t>
-                          </w:r>
-                          <w:r>
-                            <w:rPr>
-                              <w:rFonts w:ascii="Tahoma"/>
-                              <w:sz w:val="16"/>
-                            </w:rPr>
-                            <w:t>dari</w:t>
-                          </w:r>
-                          <w:r>
-                            <w:rPr>
-                              <w:rFonts w:ascii="Tahoma"/>
-                              <w:spacing w:val="1"/>
-                              <w:sz w:val="16"/>
-                            </w:rPr>
-                            <w:t xml:space="preserve"> </w:t>
-                          </w:r>
-                          <w:r>
-                            <w:rPr>
-                              <w:rFonts w:ascii="Tahoma"/>
-                              <w:spacing w:val="-5"/>
-                              <w:sz w:val="16"/>
-                            </w:rPr>
-                            <w:t>37</w:t>
-                          </w:r>
-                        </w:p>
-                      </w:txbxContent>
-                    </wps:txbx>
-                    <wps:bodyPr wrap="square" lIns="0" tIns="0" rIns="0" bIns="0" rtlCol="0">
-                      <a:noAutofit/>
-                    </wps:bodyPr>
-                  </wps:wsp>
-                </a:graphicData>
-              </a:graphic>
-            </wp:anchor>
-          </w:drawing>
-        </mc:Choice>
-        <mc:Fallback>
-          <w:pict>
-            <v:shape w14:anchorId="4ABFF68B" id="Textbox 4" o:spid="_x0000_s1028" type="#_x0000_t202" style="position:absolute;margin-left:461.7pt;margin-top:781.75pt;width:74.45pt;height:11.7pt;z-index:-15790080;visibility:visible;mso-wrap-style:square;mso-wrap-distance-left:0;mso-wrap-distance-top:0;mso-wrap-distance-right:0;mso-wrap-distance-bottom:0;mso-position-horizontal:absolute;mso-position-horizontal-relative:page;mso-position-vertical:absolute;mso-position-vertical-relative:page;v-text-anchor:top" o:gfxdata="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" filled="f" stroked="f">
-              <v:textbox inset="0,0,0,0">
-                <w:txbxContent>
-                  <w:p>
-                    <w:pPr>
-                      <w:spacing w:before="20"/>
-                      <w:ind w:left="20"/>
-                      <w:rPr>
-                        <w:rFonts w:ascii="Tahoma"/>
-                        <w:sz w:val="16"/>
-                      </w:rPr>
-                    </w:pPr>
-                    <w:r>
-                      <w:rPr>
-                        <w:rFonts w:ascii="Tahoma"/>
-                        <w:sz w:val="16"/>
-                      </w:rPr>
-                      <w:t>Halaman:</w:t>
-                    </w:r>
-                    <w:r>
-                      <w:rPr>
-                        <w:rFonts w:ascii="Tahoma"/>
-                        <w:spacing w:val="-3"/>
-                        <w:sz w:val="16"/>
-                      </w:rPr>
-                      <w:t xml:space="preserve"> </w:t>
-                    </w:r>
-                    <w:r>
-                      <w:rPr>
-                        <w:rFonts w:ascii="Tahoma"/>
-                        <w:sz w:val="16"/>
-                      </w:rPr>
-                      <w:t>21</w:t>
-                    </w:r>
-                    <w:r>
-                      <w:rPr>
-                        <w:rFonts w:ascii="Tahoma"/>
-                        <w:spacing w:val="-1"/>
-                        <w:sz w:val="16"/>
-                      </w:rPr>
-                      <w:t xml:space="preserve"> </w:t>
-                    </w:r>
-                    <w:r>
-                      <w:rPr>
-                        <w:rFonts w:ascii="Tahoma"/>
-                        <w:sz w:val="16"/>
-                      </w:rPr>
-                      <w:t>dari</w:t>
-                    </w:r>
-                    <w:r>
-                      <w:rPr>
-                        <w:rFonts w:ascii="Tahoma"/>
-                        <w:spacing w:val="1"/>
-                        <w:sz w:val="16"/>
-                      </w:rPr>
-                      <w:t xml:space="preserve"> </w:t>
-                    </w:r>
-                    <w:r>
-                      <w:rPr>
-                        <w:rFonts w:ascii="Tahoma"/>
-                        <w:spacing w:val="-5"/>
-                        <w:sz w:val="16"/>
-                      </w:rPr>
-                      <w:t>37</w:t>
-                    </w:r>
-                  </w:p>
-                </w:txbxContent>
-              </v:textbox>
-              <w10:wrap anchorx="page" anchory="page"/>
-            </v:shape>
-          </w:pict>
-        </mc:Fallback>
-      </mc:AlternateContent>
-    </w:r>
   </w:p>
 </w:ftr>
 </file>
@@ -2443,6 +1856,7 @@
   <w:style w:type="character" w:default="1" w:styleId="DefaultParagraphFont">
     <w:name w:val="Default Paragraph Font"/>
     <w:uiPriority w:val="1"/>
+    <w:semiHidden/>
     <w:unhideWhenUsed/>
   </w:style>
   <w:style w:type="table" w:default="1" w:styleId="TableNormal">
@@ -2503,6 +1917,56 @@
       <w:rFonts w:ascii="Times New Roman" w:eastAsia="Times New Roman" w:hAnsi="Times New Roman" w:cs="Times New Roman"/>
       <w:sz w:val="24"/>
       <w:szCs w:val="24"/>
+      <w:lang w:val="id"/>
+    </w:rPr>
+  </w:style>
+  <w:style w:type="paragraph" w:styleId="Header">
+    <w:name w:val="header"/>
+    <w:basedOn w:val="Normal"/>
+    <w:link w:val="HeaderChar"/>
+    <w:uiPriority w:val="99"/>
+    <w:unhideWhenUsed/>
+    <w:rsid w:val="004A4195"/>
+    <w:pPr>
+      <w:tabs>
+        <w:tab w:val="center" w:pos="4680"/>
+        <w:tab w:val="right" w:pos="9360"/>
+      </w:tabs>
+    </w:pPr>
+  </w:style>
+  <w:style w:type="character" w:customStyle="1" w:styleId="HeaderChar">
+    <w:name w:val="Header Char"/>
+    <w:basedOn w:val="DefaultParagraphFont"/>
+    <w:link w:val="Header"/>
+    <w:uiPriority w:val="99"/>
+    <w:rsid w:val="004A4195"/>
+    <w:rPr>
+      <w:rFonts w:ascii="Times New Roman" w:eastAsia="Times New Roman" w:hAnsi="Times New Roman" w:cs="Times New Roman"/>
+      <w:lang w:val="id"/>
+    </w:rPr>
+  </w:style>
+  <w:style w:type="paragraph" w:styleId="Footer">
+    <w:name w:val="footer"/>
+    <w:basedOn w:val="Normal"/>
+    <w:link w:val="FooterChar"/>
+    <w:uiPriority w:val="99"/>
+    <w:unhideWhenUsed/>
+    <w:rsid w:val="004A4195"/>
+    <w:pPr>
+      <w:tabs>
+        <w:tab w:val="center" w:pos="4680"/>
+        <w:tab w:val="right" w:pos="9360"/>
+      </w:tabs>
+    </w:pPr>
+  </w:style>
+  <w:style w:type="character" w:customStyle="1" w:styleId="FooterChar">
+    <w:name w:val="Footer Char"/>
+    <w:basedOn w:val="DefaultParagraphFont"/>
+    <w:link w:val="Footer"/>
+    <w:uiPriority w:val="99"/>
+    <w:rsid w:val="004A4195"/>
+    <w:rPr>
+      <w:rFonts w:ascii="Times New Roman" w:eastAsia="Times New Roman" w:hAnsi="Times New Roman" w:cs="Times New Roman"/>
       <w:lang w:val="id"/>
     </w:rPr>
   </w:style>

--- a/21.docx
+++ b/21.docx
@@ -17,6 +17,7 @@
         <w:jc w:val="center"/>
         <w:rPr>
           <w:b/>
+          <w:spacing w:val="-2"/>
           <w:sz w:val="24"/>
         </w:rPr>
       </w:pPr>
@@ -46,46 +47,11 @@
     </w:p>
     <w:p>
       <w:pPr>
-        <w:pStyle w:val="BodyText"/>
-        <w:spacing w:before="64"/>
+        <w:ind w:left="46"/>
+        <w:jc w:val="center"/>
         <w:rPr>
           <w:b/>
-        </w:rPr>
-      </w:pPr>
-    </w:p>
-    <w:p>
-      <w:pPr>
-        <w:pStyle w:val="BodyText"/>
-        <w:spacing w:before="64"/>
-        <w:rPr>
-          <w:b/>
-        </w:rPr>
-      </w:pPr>
-    </w:p>
-    <w:p>
-      <w:pPr>
-        <w:pStyle w:val="BodyText"/>
-        <w:spacing w:before="64"/>
-        <w:rPr>
-          <w:b/>
-        </w:rPr>
-      </w:pPr>
-    </w:p>
-    <w:p>
-      <w:pPr>
-        <w:pStyle w:val="BodyText"/>
-        <w:spacing w:before="64"/>
-        <w:rPr>
-          <w:b/>
-        </w:rPr>
-      </w:pPr>
-    </w:p>
-    <w:p>
-      <w:pPr>
-        <w:pStyle w:val="BodyText"/>
-        <w:spacing w:before="64"/>
-        <w:rPr>
-          <w:b/>
+          <w:sz w:val="24"/>
         </w:rPr>
       </w:pPr>
     </w:p>
@@ -167,14 +133,7 @@
           <w:sz w:val="24"/>
         </w:rPr>
         <w:tab/>
-        <w:t xml:space="preserve">: </w:t>
-      </w:r>
-      <w:r>
-        <w:rPr>
-          <w:sz w:val="24"/>
-          <w:u w:val="single"/>
-        </w:rPr>
-        <w:t>2602075812</w:t>
+        <w:t>: 2602075812</w:t>
       </w:r>
     </w:p>
     <w:p>
@@ -197,13 +156,7 @@
       </w:r>
       <w:r>
         <w:tab/>
-        <w:t xml:space="preserve">: </w:t>
-      </w:r>
-      <w:r>
-        <w:rPr>
-          <w:u w:val="single"/>
-        </w:rPr>
-        <w:t>Petra Michael</w:t>
+        <w:t>: Petra Michael</w:t>
       </w:r>
     </w:p>
     <w:p>
@@ -219,22 +172,13 @@
         <w:ind w:left="694" w:right="1297"/>
       </w:pPr>
       <w:r>
-        <w:t xml:space="preserve">Fakultas/School – Program Studi: </w:t>
-      </w:r>
-      <w:r>
-        <w:rPr>
-          <w:u w:val="single"/>
-        </w:rPr>
-        <w:t xml:space="preserve">School of Computer Science </w:t>
-      </w:r>
-      <w:r>
-        <w:t xml:space="preserve">– </w:t>
-      </w:r>
-      <w:r>
-        <w:rPr>
-          <w:u w:val="single"/>
-        </w:rPr>
-        <w:t>Computer Science</w:t>
+        <w:t xml:space="preserve">Fakultas/School – Program Studi: School of Computer Science </w:t>
+      </w:r>
+      <w:r>
+        <w:t xml:space="preserve"> -</w:t>
+      </w:r>
+      <w:r>
+        <w:t xml:space="preserve"> Computer Science</w:t>
       </w:r>
     </w:p>
     <w:p>
@@ -247,46 +191,7 @@
           <w:tab w:val="left" w:pos="8337"/>
         </w:tabs>
         <w:spacing w:before="6" w:line="237" w:lineRule="auto"/>
-        <w:ind w:left="694" w:right="1297"/>
-      </w:pPr>
-    </w:p>
-    <w:p>
-      <w:pPr>
-        <w:pStyle w:val="BodyText"/>
-        <w:tabs>
-          <w:tab w:val="left" w:pos="3768"/>
-          <w:tab w:val="left" w:pos="6567"/>
-          <w:tab w:val="left" w:pos="8032"/>
-          <w:tab w:val="left" w:pos="8337"/>
-        </w:tabs>
-        <w:spacing w:before="6" w:line="237" w:lineRule="auto"/>
-        <w:ind w:left="694" w:right="1297"/>
-      </w:pPr>
-    </w:p>
-    <w:p>
-      <w:pPr>
-        <w:pStyle w:val="BodyText"/>
-        <w:tabs>
-          <w:tab w:val="left" w:pos="3768"/>
-          <w:tab w:val="left" w:pos="6567"/>
-          <w:tab w:val="left" w:pos="8032"/>
-          <w:tab w:val="left" w:pos="8337"/>
-        </w:tabs>
-        <w:spacing w:before="6" w:line="237" w:lineRule="auto"/>
-        <w:ind w:left="694" w:right="1297"/>
-      </w:pPr>
-    </w:p>
-    <w:p>
-      <w:pPr>
-        <w:pStyle w:val="BodyText"/>
-        <w:tabs>
-          <w:tab w:val="left" w:pos="3768"/>
-          <w:tab w:val="left" w:pos="6567"/>
-          <w:tab w:val="left" w:pos="8032"/>
-          <w:tab w:val="left" w:pos="8337"/>
-        </w:tabs>
-        <w:spacing w:before="6" w:line="237" w:lineRule="auto"/>
-        <w:ind w:left="694" w:right="1297"/>
+        <w:ind w:right="1297"/>
       </w:pPr>
     </w:p>
     <w:p>
@@ -352,56 +257,14 @@
         <w:ind w:left="165"/>
         <w:rPr>
           <w:sz w:val="20"/>
-          <w:u w:val="single"/>
         </w:rPr>
       </w:pPr>
       <w:r>
         <w:rPr>
           <w:sz w:val="20"/>
-          <w:u w:val="single"/>
         </w:rPr>
         <w:t>DETEKSI SINYAL ECG NORMAL DAN ABNORMAL MENGGUNAKAN JARINGAN SARAF KONVOLUSIONAL 1D PADA DATASET MIT-BIH YANG TELAH DIMODIFIKASI</w:t>
       </w:r>
-    </w:p>
-    <w:p>
-      <w:pPr>
-        <w:pStyle w:val="BodyText"/>
-        <w:ind w:left="165"/>
-        <w:rPr>
-          <w:sz w:val="20"/>
-          <w:u w:val="single"/>
-        </w:rPr>
-      </w:pPr>
-    </w:p>
-    <w:p>
-      <w:pPr>
-        <w:pStyle w:val="BodyText"/>
-        <w:ind w:left="165"/>
-        <w:rPr>
-          <w:sz w:val="20"/>
-          <w:u w:val="single"/>
-        </w:rPr>
-      </w:pPr>
-    </w:p>
-    <w:p>
-      <w:pPr>
-        <w:pStyle w:val="BodyText"/>
-        <w:ind w:left="165"/>
-        <w:rPr>
-          <w:sz w:val="20"/>
-          <w:u w:val="single"/>
-        </w:rPr>
-      </w:pPr>
-    </w:p>
-    <w:p>
-      <w:pPr>
-        <w:pStyle w:val="BodyText"/>
-        <w:ind w:left="165"/>
-        <w:rPr>
-          <w:sz w:val="20"/>
-          <w:u w:val="single"/>
-        </w:rPr>
-      </w:pPr>
     </w:p>
     <w:p>
       <w:pPr>
@@ -449,41 +312,26 @@
         <w:rPr>
           <w:spacing w:val="-5"/>
           <w:sz w:val="24"/>
-          <w:u w:val="single"/>
         </w:rPr>
         <w:t>D</w:t>
       </w:r>
       <w:r>
         <w:rPr>
           <w:sz w:val="24"/>
-          <w:u w:val="single"/>
-        </w:rPr>
-        <w:t>6532</w:t>
+        </w:rPr>
+        <w:t xml:space="preserve">6532 </w:t>
       </w:r>
       <w:r>
         <w:rPr>
           <w:sz w:val="24"/>
         </w:rPr>
-        <w:t xml:space="preserve"> </w:t>
+        <w:t>-</w:t>
       </w:r>
       <w:r>
         <w:rPr>
           <w:sz w:val="24"/>
         </w:rPr>
-        <w:t>-</w:t>
-      </w:r>
-      <w:r>
-        <w:rPr>
-          <w:sz w:val="24"/>
-        </w:rPr>
-        <w:t xml:space="preserve"> </w:t>
-      </w:r>
-      <w:r>
-        <w:rPr>
-          <w:sz w:val="24"/>
-          <w:u w:val="single"/>
-        </w:rPr>
-        <w:t>Dr. Dani Suandi, S.Si., M.Si.</w:t>
+        <w:t xml:space="preserve"> Dr. Dani Suandi, S.Si., M.Si.</w:t>
       </w:r>
     </w:p>
     <w:p>
@@ -593,7 +441,10 @@
         <w:ind w:left="165"/>
       </w:pPr>
       <w:r>
-        <w:t>Abdiel Ivan Rivandi:</w:t>
+        <w:t>Petra Michael</w:t>
+      </w:r>
+      <w:r>
+        <w:t>:</w:t>
       </w:r>
       <w:r>
         <w:rPr>
@@ -633,7 +484,13 @@
         <w:ind w:left="165"/>
       </w:pPr>
       <w:r>
-        <w:t>Petra Michael:</w:t>
+        <w:rPr>
+          <w:spacing w:val="-2"/>
+        </w:rPr>
+        <w:t>Dr. Dani Suandi, S.Si., M.Si.</w:t>
+      </w:r>
+      <w:r>
+        <w:t>:</w:t>
       </w:r>
       <w:r>
         <w:rPr>
@@ -768,6 +625,9 @@
         <w:pStyle w:val="BodyText"/>
         <w:spacing w:before="7"/>
         <w:ind w:left="165"/>
+        <w:rPr>
+          <w:spacing w:val="-2"/>
+        </w:rPr>
       </w:pPr>
       <w:r>
         <w:t>Pernyataan</w:t>
@@ -842,65 +702,23 @@
     <w:p>
       <w:pPr>
         <w:pStyle w:val="BodyText"/>
-        <w:rPr>
-          <w:sz w:val="20"/>
-        </w:rPr>
       </w:pPr>
     </w:p>
     <w:p>
       <w:pPr>
         <w:pStyle w:val="BodyText"/>
-        <w:rPr>
-          <w:sz w:val="20"/>
+        <w:spacing w:before="7"/>
+        <w:rPr>
+          <w:spacing w:val="-2"/>
         </w:rPr>
       </w:pPr>
     </w:p>
     <w:p>
       <w:pPr>
         <w:pStyle w:val="BodyText"/>
-        <w:rPr>
-          <w:sz w:val="20"/>
-        </w:rPr>
-      </w:pPr>
-    </w:p>
-    <w:p>
-      <w:pPr>
-        <w:pStyle w:val="BodyText"/>
-        <w:rPr>
-          <w:sz w:val="20"/>
-        </w:rPr>
-      </w:pPr>
-    </w:p>
-    <w:p>
-      <w:pPr>
-        <w:pStyle w:val="BodyText"/>
-        <w:rPr>
-          <w:sz w:val="20"/>
-        </w:rPr>
-      </w:pPr>
-    </w:p>
-    <w:p>
-      <w:pPr>
-        <w:pStyle w:val="BodyText"/>
-        <w:rPr>
-          <w:sz w:val="20"/>
-        </w:rPr>
-      </w:pPr>
-    </w:p>
-    <w:p>
-      <w:pPr>
-        <w:pStyle w:val="BodyText"/>
-        <w:rPr>
-          <w:sz w:val="20"/>
-        </w:rPr>
-      </w:pPr>
-    </w:p>
-    <w:p>
-      <w:pPr>
-        <w:pStyle w:val="BodyText"/>
-        <w:spacing w:before="47" w:after="1"/>
-        <w:rPr>
-          <w:sz w:val="20"/>
+        <w:spacing w:before="7"/>
+        <w:rPr>
+          <w:spacing w:val="-2"/>
         </w:rPr>
       </w:pPr>
     </w:p>
@@ -950,7 +768,13 @@
               <w:rPr>
                 <w:sz w:val="24"/>
               </w:rPr>
-              <w:t>11 Februari 2026</w:t>
+              <w:t>20</w:t>
+            </w:r>
+            <w:r>
+              <w:rPr>
+                <w:sz w:val="24"/>
+              </w:rPr>
+              <w:t xml:space="preserve"> Februari 2026</w:t>
             </w:r>
           </w:p>
           <w:p>
@@ -1041,14 +865,7 @@
                 <w:spacing w:val="-2"/>
                 <w:sz w:val="24"/>
               </w:rPr>
-              <w:t>Kedua</w:t>
-            </w:r>
-            <w:r>
-              <w:rPr>
-                <w:spacing w:val="-2"/>
-                <w:sz w:val="24"/>
-              </w:rPr>
-              <w:t>,</w:t>
+              <w:t>Kedua,</w:t>
             </w:r>
           </w:p>
         </w:tc>
@@ -1089,29 +906,58 @@
             </w:pPr>
             <w:r>
               <w:rPr>
-                <w:sz w:val="24"/>
-              </w:rPr>
-              <w:t>&lt;&lt;Materai</w:t>
-            </w:r>
-            <w:r>
-              <w:rPr>
-                <w:spacing w:val="4"/>
-                <w:sz w:val="24"/>
-              </w:rPr>
-              <w:t xml:space="preserve"> </w:t>
-            </w:r>
-            <w:r>
-              <w:rPr>
-                <w:sz w:val="24"/>
-              </w:rPr>
-              <w:t>Rp.6.000,-</w:t>
-            </w:r>
-            <w:r>
-              <w:rPr>
-                <w:spacing w:val="-5"/>
-                <w:sz w:val="24"/>
-              </w:rPr>
-              <w:t>&gt;&gt;</w:t>
+                <w:b/>
+                <w:noProof/>
+              </w:rPr>
+              <w:drawing>
+                <wp:anchor distT="0" distB="0" distL="114300" distR="114300" simplePos="0" relativeHeight="251658752" behindDoc="0" locked="0" layoutInCell="1" allowOverlap="1" wp14:anchorId="5B2A9F77" wp14:editId="10B38B22">
+                  <wp:simplePos x="0" y="0"/>
+                  <wp:positionH relativeFrom="column">
+                    <wp:posOffset>560070</wp:posOffset>
+                  </wp:positionH>
+                  <wp:positionV relativeFrom="paragraph">
+                    <wp:posOffset>-125730</wp:posOffset>
+                  </wp:positionV>
+                  <wp:extent cx="880428" cy="871220"/>
+                  <wp:effectExtent l="0" t="0" r="0" b="5080"/>
+                  <wp:wrapNone/>
+                  <wp:docPr id="1745751842" name="Picture 1"/>
+                  <wp:cNvGraphicFramePr>
+                    <a:graphicFrameLocks xmlns:a="http://schemas.openxmlformats.org/drawingml/2006/main" noChangeAspect="1"/>
+                  </wp:cNvGraphicFramePr>
+                  <a:graphic xmlns:a="http://schemas.openxmlformats.org/drawingml/2006/main">
+                    <a:graphicData uri="http://schemas.openxmlformats.org/drawingml/2006/picture">
+                      <pic:pic xmlns:pic="http://schemas.openxmlformats.org/drawingml/2006/picture">
+                        <pic:nvPicPr>
+                          <pic:cNvPr id="1745751842" name=""/>
+                          <pic:cNvPicPr/>
+                        </pic:nvPicPr>
+                        <pic:blipFill>
+                          <a:blip r:embed="rId8" cstate="print">
+                            <a:extLst>
+                              <a:ext uri="{28A0092B-C50C-407E-A947-70E740481C1C}">
+                                <a14:useLocalDpi xmlns:a14="http://schemas.microsoft.com/office/drawing/2010/main" val="0"/>
+                              </a:ext>
+                            </a:extLst>
+                          </a:blip>
+                          <a:stretch>
+                            <a:fillRect/>
+                          </a:stretch>
+                        </pic:blipFill>
+                        <pic:spPr>
+                          <a:xfrm>
+                            <a:off x="0" y="0"/>
+                            <a:ext cx="880428" cy="871220"/>
+                          </a:xfrm>
+                          <a:prstGeom prst="rect">
+                            <a:avLst/>
+                          </a:prstGeom>
+                        </pic:spPr>
+                      </pic:pic>
+                    </a:graphicData>
+                  </a:graphic>
+                </wp:anchor>
+              </w:drawing>
             </w:r>
             <w:r>
               <w:rPr>
@@ -1132,6 +978,15 @@
           <w:p>
             <w:pPr>
               <w:pStyle w:val="TableParagraph"/>
+              <w:spacing w:before="64"/>
+              <w:rPr>
+                <w:sz w:val="24"/>
+              </w:rPr>
+            </w:pPr>
+          </w:p>
+          <w:p>
+            <w:pPr>
+              <w:pStyle w:val="TableParagraph"/>
               <w:spacing w:line="256" w:lineRule="exact"/>
               <w:ind w:left="50"/>
               <w:rPr>
@@ -1142,7 +997,6 @@
               <w:rPr>
                 <w:spacing w:val="-2"/>
                 <w:sz w:val="24"/>
-                <w:u w:val="single"/>
               </w:rPr>
               <w:t>Petra Michael</w:t>
             </w:r>
@@ -1168,32 +1022,6 @@
               <w:rPr>
                 <w:sz w:val="24"/>
               </w:rPr>
-              <w:t>&lt;&lt;Materai</w:t>
-            </w:r>
-            <w:r>
-              <w:rPr>
-                <w:spacing w:val="4"/>
-                <w:sz w:val="24"/>
-              </w:rPr>
-              <w:t xml:space="preserve"> </w:t>
-            </w:r>
-            <w:r>
-              <w:rPr>
-                <w:sz w:val="24"/>
-              </w:rPr>
-              <w:t>Rp.6.000,-</w:t>
-            </w:r>
-            <w:r>
-              <w:rPr>
-                <w:spacing w:val="-5"/>
-                <w:sz w:val="24"/>
-              </w:rPr>
-              <w:t>&gt;&gt;</w:t>
-            </w:r>
-            <w:r>
-              <w:rPr>
-                <w:sz w:val="24"/>
-              </w:rPr>
               <w:tab/>
             </w:r>
           </w:p>
@@ -1209,6 +1037,15 @@
           <w:p>
             <w:pPr>
               <w:pStyle w:val="TableParagraph"/>
+              <w:spacing w:before="64"/>
+              <w:rPr>
+                <w:sz w:val="24"/>
+              </w:rPr>
+            </w:pPr>
+          </w:p>
+          <w:p>
+            <w:pPr>
+              <w:pStyle w:val="TableParagraph"/>
               <w:spacing w:line="256" w:lineRule="exact"/>
               <w:ind w:left="221"/>
               <w:rPr>
@@ -1219,7 +1056,6 @@
               <w:rPr>
                 <w:spacing w:val="-2"/>
                 <w:sz w:val="24"/>
-                <w:u w:val="single"/>
               </w:rPr>
               <w:t>Dr. Dani Suandi, S.Si., M.Si.</w:t>
             </w:r>
@@ -1244,7 +1080,7 @@
     </w:tbl>
     <w:p/>
     <w:sectPr>
-      <w:footerReference w:type="default" r:id="rId8"/>
+      <w:footerReference w:type="default" r:id="rId9"/>
       <w:type w:val="continuous"/>
       <w:pgSz w:w="11910" w:h="16840"/>
       <w:pgMar w:top="720" w:right="992" w:bottom="1120" w:left="1275" w:header="0" w:footer="937" w:gutter="0"/>
